--- a/Calendario2025/Laboratorios/Laboratorio4/4_ConfigurePAT.docx
+++ b/Calendario2025/Laboratorios/Laboratorio4/4_ConfigurePAT.docx
@@ -54,6 +54,7 @@
       </w:pPr>
       <w:r>
         <w:rPr>
+          <w:noProof/>
           <w:lang w:val="en-US"/>
         </w:rPr>
         <w:drawing>
@@ -815,6 +816,17 @@
     </w:p>
     <w:p>
       <w:pPr>
+        <w:spacing w:before="0" w:after="0" w:line="240" w:lineRule="auto"/>
+        <w:rPr>
+          <w:sz w:val="20"/>
+        </w:rPr>
+      </w:pPr>
+      <w:r>
+        <w:br w:type="page"/>
+      </w:r>
+    </w:p>
+    <w:p>
+      <w:pPr>
         <w:pStyle w:val="PartHead"/>
         <w:tabs>
           <w:tab w:val="clear" w:pos="1080"/>
@@ -822,6 +834,7 @@
         <w:ind w:left="1247" w:hanging="1247"/>
       </w:pPr>
       <w:r>
+        <w:lastRenderedPageBreak/>
         <w:t>Armar la red y verificar la conectividad</w:t>
       </w:r>
     </w:p>
@@ -928,7 +941,6 @@
           <w:b/>
           <w:bCs/>
         </w:rPr>
-        <w:lastRenderedPageBreak/>
         <w:t xml:space="preserve">Configure los ajustes básicos de cada </w:t>
       </w:r>
       <w:proofErr w:type="spellStart"/>
@@ -1644,273 +1656,6 @@
       </w:r>
       <w:r>
         <w:t>. Resuelva los problemas si los pings fallan.</w:t>
-      </w:r>
-    </w:p>
-    <w:p>
-      <w:pPr>
-        <w:pStyle w:val="SubStepAlpha"/>
-        <w:rPr>
-          <w:b/>
-          <w:bCs/>
-        </w:rPr>
-      </w:pPr>
-      <w:r>
-        <w:rPr>
-          <w:b/>
-          <w:bCs/>
-        </w:rPr>
-        <w:t>Borrar</w:t>
-      </w:r>
-      <w:r>
-        <w:rPr>
-          <w:rFonts w:hint="eastAsia"/>
-          <w:b/>
-          <w:bCs/>
-        </w:rPr>
-        <w:t xml:space="preserve"> </w:t>
-      </w:r>
-      <w:r>
-        <w:rPr>
-          <w:b/>
-          <w:bCs/>
-        </w:rPr>
-        <w:t>las NAT</w:t>
-      </w:r>
-    </w:p>
-    <w:p>
-      <w:pPr>
-        <w:pStyle w:val="BodyTextL25"/>
-      </w:pPr>
-      <w:r>
-        <w:t xml:space="preserve">       Borre las estadísticas de </w:t>
-      </w:r>
-      <w:r>
-        <w:t>NAT</w:t>
-      </w:r>
-      <w:r>
-        <w:t xml:space="preserve"> de la parte 3</w:t>
-      </w:r>
-      <w:r>
-        <w:t>.</w:t>
-      </w:r>
-    </w:p>
-    <w:p>
-      <w:pPr>
-        <w:pStyle w:val="CMD"/>
-        <w:rPr>
-          <w:b/>
-          <w:lang w:val="en-US"/>
-        </w:rPr>
-      </w:pPr>
-      <w:r>
-        <w:rPr>
-          <w:lang w:val="en-US"/>
-        </w:rPr>
-        <w:t xml:space="preserve">Gateway# </w:t>
-      </w:r>
-      <w:r>
-        <w:rPr>
-          <w:b/>
-          <w:lang w:val="en-US"/>
-        </w:rPr>
-        <w:t xml:space="preserve">clear </w:t>
-      </w:r>
-      <w:proofErr w:type="spellStart"/>
-      <w:r>
-        <w:rPr>
-          <w:b/>
-          <w:lang w:val="en-US"/>
-        </w:rPr>
-        <w:t>ip</w:t>
-      </w:r>
-      <w:proofErr w:type="spellEnd"/>
-      <w:r>
-        <w:rPr>
-          <w:b/>
-          <w:lang w:val="en-US"/>
-        </w:rPr>
-        <w:t xml:space="preserve"> </w:t>
-      </w:r>
-      <w:proofErr w:type="spellStart"/>
-      <w:r>
-        <w:rPr>
-          <w:b/>
-          <w:lang w:val="en-US"/>
-        </w:rPr>
-        <w:t>nat</w:t>
-      </w:r>
-      <w:proofErr w:type="spellEnd"/>
-      <w:r>
-        <w:rPr>
-          <w:b/>
-          <w:lang w:val="en-US"/>
-        </w:rPr>
-        <w:t xml:space="preserve"> translation</w:t>
-      </w:r>
-      <w:r>
-        <w:rPr>
-          <w:b/>
-          <w:lang w:val="en-US"/>
-        </w:rPr>
-        <w:t xml:space="preserve"> </w:t>
-      </w:r>
-      <w:r>
-        <w:rPr>
-          <w:b/>
-          <w:lang w:val="en-US"/>
-        </w:rPr>
-        <w:t>*</w:t>
-      </w:r>
-    </w:p>
-    <w:p>
-      <w:pPr>
-        <w:pStyle w:val="CMD"/>
-        <w:rPr>
-          <w:b/>
-          <w:lang w:val="en-US"/>
-        </w:rPr>
-      </w:pPr>
-      <w:r>
-        <w:rPr>
-          <w:lang w:val="en-US"/>
-        </w:rPr>
-        <w:t xml:space="preserve">Gateway# </w:t>
-      </w:r>
-      <w:r>
-        <w:rPr>
-          <w:b/>
-          <w:lang w:val="en-US"/>
-        </w:rPr>
-        <w:t xml:space="preserve">clear </w:t>
-      </w:r>
-      <w:proofErr w:type="spellStart"/>
-      <w:r>
-        <w:rPr>
-          <w:b/>
-          <w:lang w:val="en-US"/>
-        </w:rPr>
-        <w:t>ip</w:t>
-      </w:r>
-      <w:proofErr w:type="spellEnd"/>
-      <w:r>
-        <w:rPr>
-          <w:b/>
-          <w:lang w:val="en-US"/>
-        </w:rPr>
-        <w:t xml:space="preserve"> </w:t>
-      </w:r>
-      <w:proofErr w:type="spellStart"/>
-      <w:r>
-        <w:rPr>
-          <w:b/>
-          <w:lang w:val="en-US"/>
-        </w:rPr>
-        <w:t>nat</w:t>
-      </w:r>
-      <w:proofErr w:type="spellEnd"/>
-      <w:r>
-        <w:rPr>
-          <w:b/>
-          <w:lang w:val="en-US"/>
-        </w:rPr>
-        <w:t xml:space="preserve"> translation</w:t>
-      </w:r>
-      <w:r>
-        <w:rPr>
-          <w:b/>
-          <w:lang w:val="en-US"/>
-        </w:rPr>
-        <w:t xml:space="preserve"> </w:t>
-      </w:r>
-      <w:r>
-        <w:rPr>
-          <w:b/>
-          <w:lang w:val="en-US"/>
-        </w:rPr>
-        <w:t>*</w:t>
-      </w:r>
-    </w:p>
-    <w:p>
-      <w:pPr>
-        <w:pStyle w:val="CMD"/>
-        <w:rPr>
-          <w:lang w:val="en-US"/>
-        </w:rPr>
-      </w:pPr>
-      <w:r>
-        <w:rPr>
-          <w:lang w:val="en-US"/>
-        </w:rPr>
-        <w:t xml:space="preserve">Gateway# </w:t>
-      </w:r>
-      <w:r>
-        <w:rPr>
-          <w:b/>
-          <w:lang w:val="en-US"/>
-        </w:rPr>
-        <w:t xml:space="preserve">clear </w:t>
-      </w:r>
-      <w:proofErr w:type="spellStart"/>
-      <w:r>
-        <w:rPr>
-          <w:b/>
-          <w:lang w:val="en-US"/>
-        </w:rPr>
-        <w:t>ip</w:t>
-      </w:r>
-      <w:proofErr w:type="spellEnd"/>
-      <w:r>
-        <w:rPr>
-          <w:b/>
-          <w:lang w:val="en-US"/>
-        </w:rPr>
-        <w:t xml:space="preserve"> </w:t>
-      </w:r>
-      <w:proofErr w:type="spellStart"/>
-      <w:r>
-        <w:rPr>
-          <w:b/>
-          <w:lang w:val="en-US"/>
-        </w:rPr>
-        <w:t>nat</w:t>
-      </w:r>
-      <w:proofErr w:type="spellEnd"/>
-      <w:r>
-        <w:rPr>
-          <w:b/>
-          <w:lang w:val="en-US"/>
-        </w:rPr>
-        <w:t xml:space="preserve"> translation</w:t>
-      </w:r>
-      <w:r>
-        <w:rPr>
-          <w:b/>
-          <w:lang w:val="en-US"/>
-        </w:rPr>
-        <w:t xml:space="preserve"> </w:t>
-      </w:r>
-      <w:r>
-        <w:rPr>
-          <w:b/>
-          <w:lang w:val="en-US"/>
-        </w:rPr>
-        <w:t>*</w:t>
-      </w:r>
-    </w:p>
-    <w:p>
-      <w:pPr>
-        <w:pStyle w:val="SubStepAlpha"/>
-        <w:rPr>
-          <w:b/>
-          <w:bCs/>
-        </w:rPr>
-      </w:pPr>
-      <w:r>
-        <w:rPr>
-          <w:b/>
-          <w:bCs/>
-        </w:rPr>
-        <w:t>Probar la configuración</w:t>
       </w:r>
     </w:p>
     <w:tbl>
@@ -2299,16 +2044,32 @@
     <w:p>
       <w:pPr>
         <w:pStyle w:val="SubStepAlpha"/>
-      </w:pPr>
-      <w:r>
+        <w:rPr>
+          <w:b/>
+          <w:bCs/>
+        </w:rPr>
+      </w:pPr>
+      <w:r>
+        <w:rPr>
+          <w:b/>
+          <w:bCs/>
+        </w:rPr>
         <w:t xml:space="preserve">En el </w:t>
       </w:r>
       <w:proofErr w:type="spellStart"/>
       <w:r>
+        <w:rPr>
+          <w:b/>
+          <w:bCs/>
+        </w:rPr>
         <w:t>router</w:t>
       </w:r>
       <w:proofErr w:type="spellEnd"/>
       <w:r>
+        <w:rPr>
+          <w:b/>
+          <w:bCs/>
+        </w:rPr>
         <w:t xml:space="preserve"> Gateway, muestre la tabla de NAT para verificar la traducción.</w:t>
       </w:r>
     </w:p>
@@ -2316,6 +2077,7 @@
       <w:pPr>
         <w:pStyle w:val="CMD"/>
         <w:rPr>
+          <w:b/>
           <w:lang w:val="es-MX"/>
         </w:rPr>
       </w:pPr>
@@ -2373,6 +2135,106 @@
         <w:t>translations</w:t>
       </w:r>
       <w:proofErr w:type="spellEnd"/>
+    </w:p>
+    <w:p>
+      <w:pPr>
+        <w:pStyle w:val="SubStepAlpha"/>
+        <w:numPr>
+          <w:ilvl w:val="0"/>
+          <w:numId w:val="0"/>
+        </w:numPr>
+        <w:ind w:left="720"/>
+      </w:pPr>
+      <w:r>
+        <w:rPr>
+          <w:b/>
+          <w:bCs/>
+        </w:rPr>
+        <w:t>NOTA:</w:t>
+      </w:r>
+      <w:r>
+        <w:t xml:space="preserve"> Para borrar</w:t>
+      </w:r>
+      <w:r>
+        <w:rPr>
+          <w:b/>
+          <w:bCs/>
+        </w:rPr>
+        <w:t xml:space="preserve"> </w:t>
+      </w:r>
+      <w:r>
+        <w:t xml:space="preserve">las estadísticas de NAT </w:t>
+      </w:r>
+      <w:r>
+        <w:t>puedes usar el siguiente comando.</w:t>
+      </w:r>
+    </w:p>
+    <w:p>
+      <w:pPr>
+        <w:pStyle w:val="CMD"/>
+        <w:rPr>
+          <w:lang w:val="en-US"/>
+        </w:rPr>
+      </w:pPr>
+      <w:r>
+        <w:rPr>
+          <w:lang w:val="en-US"/>
+        </w:rPr>
+        <w:t xml:space="preserve">Gateway# </w:t>
+      </w:r>
+      <w:r>
+        <w:rPr>
+          <w:b/>
+          <w:lang w:val="en-US"/>
+        </w:rPr>
+        <w:t xml:space="preserve">clear </w:t>
+      </w:r>
+      <w:proofErr w:type="spellStart"/>
+      <w:r>
+        <w:rPr>
+          <w:b/>
+          <w:lang w:val="en-US"/>
+        </w:rPr>
+        <w:t>ip</w:t>
+      </w:r>
+      <w:proofErr w:type="spellEnd"/>
+      <w:r>
+        <w:rPr>
+          <w:b/>
+          <w:lang w:val="en-US"/>
+        </w:rPr>
+        <w:t xml:space="preserve"> </w:t>
+      </w:r>
+      <w:proofErr w:type="spellStart"/>
+      <w:r>
+        <w:rPr>
+          <w:b/>
+          <w:lang w:val="en-US"/>
+        </w:rPr>
+        <w:t>nat</w:t>
+      </w:r>
+      <w:proofErr w:type="spellEnd"/>
+      <w:r>
+        <w:rPr>
+          <w:b/>
+          <w:lang w:val="en-US"/>
+        </w:rPr>
+        <w:t xml:space="preserve"> translation</w:t>
+      </w:r>
+      <w:r>
+        <w:rPr>
+          <w:b/>
+          <w:lang w:val="en-US"/>
+        </w:rPr>
+        <w:t xml:space="preserve"> </w:t>
+      </w:r>
+      <w:r>
+        <w:rPr>
+          <w:b/>
+          <w:lang w:val="en-US"/>
+        </w:rPr>
+        <w:t>*</w:t>
+      </w:r>
     </w:p>
     <w:sectPr>
       <w:headerReference w:type="default" r:id="rId9"/>
